--- a/Ministry/Funding/CiC_Ministry_Proposal_Packet_V0_1_DRAFT.docx
+++ b/Ministry/Funding/CiC_Ministry_Proposal_Packet_V0_1_DRAFT.docx
@@ -8533,7 +8533,7 @@
           <w:sz w:val="21"/>
           <w:szCs w:val="21"/>
         </w:rPr>
-        <w:t xml:space="preserve">Funds are currently received through the founder's LLC while the entity decision (nonprofit filing vs. fiscal sponsorship) completes; the packet's budget carries both contingencies, and financial records are shared with partners either way.</w:t>
+        <w:t>Funds are currently received through the founder's LLC while the corporate bank account is being finalized; the entity itself is decided — Faithways Studio, Inc., a Colorado Public Benefit Corporation — and financial records are shared with partners either way.</w:t>
       </w:r>
     </w:p>
     <w:p>

--- a/Ministry/Funding/CiC_Ministry_Proposal_Packet_V0_1_DRAFT.docx
+++ b/Ministry/Funding/CiC_Ministry_Proposal_Packet_V0_1_DRAFT.docx
@@ -8515,7 +8515,7 @@
           <w:sz w:val="21"/>
           <w:szCs w:val="21"/>
         </w:rPr>
-        <w:t xml:space="preserve">External scholarly review (Article 31) and an independent pre-public audit are budgeted, not aspirational — and neither is ever self-performed.</w:t>
+        <w:t xml:space="preserve">External scholarly review (Article 31) is an aspirational Year 2 goal, not yet budgeted or underway — disclosed honestly as not-yet-done, never overclaimed. An independent pre-public audit remains budgeted. Neither is ever self-performed.</w:t>
       </w:r>
     </w:p>
     <w:p>

--- a/Ministry/Funding/CiC_Ministry_Proposal_Packet_V0_1_DRAFT.docx
+++ b/Ministry/Funding/CiC_Ministry_Proposal_Packet_V0_1_DRAFT.docx
@@ -4002,7 +4002,7 @@
           <w:sz w:val="21"/>
           <w:szCs w:val="21"/>
         </w:rPr>
-        <w:t xml:space="preserve">A unique scholarly review of each world would cost roughly $2,000–3,500 per world at formal consulting rates — over $20,000 across nine worlds, which this project cannot responsibly spend at prototype stage. The plan instead: </w:t>
+        <w:t xml:space="preserve">Article 31 external scholarly review is a Year 2 goal on the project's 5-year timeline, not a prototype-stage activity — the honest cost of doing it right doesn't fit the current budget. A unique scholarly review of each world would cost roughly $2,000–3,500 per world at formal consulting rates — over $20,000 across nine worlds, which this project cannot responsibly spend at prototype stage. The eventual plan: </w:t>
       </w:r>
       <w:r>
         <w:rPr>
@@ -4020,7 +4020,7 @@
           <w:sz w:val="21"/>
           <w:szCs w:val="21"/>
         </w:rPr>
-        <w:t xml:space="preserve"> — the construction methodology, the governing constitution, and sampled depth across all live worlds — approximately 25–40 hours of work. Published norms for external academic program review run $500–2,000 for 20–30 hours; because this asks for more depth, we budget </w:t>
+        <w:t xml:space="preserve"> — the construction methodology, the governing constitution, and sampled depth across all live worlds — approximately 25–40 hours of work. Published norms for external academic program review run $500–2,000 for 20–30 hours; because this asks for more depth, the eventual cost runs </w:t>
       </w:r>
       <w:r>
         <w:rPr>
@@ -7259,7 +7259,7 @@
           <w:sz w:val="21"/>
           <w:szCs w:val="21"/>
         </w:rPr>
-        <w:t xml:space="preserve">$2,500 funds a scholarly reviewer — the credibility of the whole library.</w:t>
+        <w:t xml:space="preserve">$2,500 funds a scholarly reviewer for the Year 2 Article 31 review — the credibility of the whole library.</w:t>
       </w:r>
     </w:p>
     <w:p>
@@ -7287,7 +7287,7 @@
           <w:sz w:val="21"/>
           <w:szCs w:val="21"/>
         </w:rPr>
-        <w:t xml:space="preserve"> — its construction and its scholarly review — with recognition in that world's own documentation. A church can put its name on the Desert Fathers.</w:t>
+        <w:t xml:space="preserve"> — its construction now, with recognition in that world's own documentation; its scholarly review follows in Year 2, per Article 31. A church can put its name on the Desert Fathers.</w:t>
       </w:r>
     </w:p>
     <w:p>

--- a/Ministry/Funding/CiC_Ministry_Proposal_Packet_V0_1_DRAFT.docx
+++ b/Ministry/Funding/CiC_Ministry_Proposal_Packet_V0_1_DRAFT.docx
@@ -3567,7 +3567,7 @@
                 <w:sz w:val="19"/>
                 <w:szCs w:val="19"/>
               </w:rPr>
-              <w:t xml:space="preserve">Academic validation, round 1 (Benchmarked — see below)</w:t>
+              <w:t xml:space="preserve">Academic validation, round 1 — reserved for Year 2, not spent at this stage (see below)</w:t>
             </w:r>
           </w:p>
         </w:tc>
@@ -5295,7 +5295,7 @@
                 <w:sz w:val="19"/>
                 <w:szCs w:val="19"/>
               </w:rPr>
-              <w:t xml:space="preserve">Deepen coverage; begin per-world reviews</w:t>
+              <w:t xml:space="preserve">Reserved for Year 2; not spent at this stage</w:t>
             </w:r>
           </w:p>
         </w:tc>
@@ -8408,7 +8408,7 @@
           <w:sz w:val="21"/>
           <w:szCs w:val="21"/>
         </w:rPr>
-        <w:t xml:space="preserve"> Partner gifts fund the gate. Charging anyone before academic validation and the audit would put revenue ahead of integrity.</w:t>
+        <w:t xml:space="preserve"> Partner gifts fund the gate. Charging anyone before the audit completes would put revenue ahead of integrity; academic validation itself is a Year 2 goal, not a Prototype 2 dependency.</w:t>
       </w:r>
     </w:p>
     <w:p>
@@ -8745,7 +8745,7 @@
                 <w:sz w:val="19"/>
                 <w:szCs w:val="19"/>
               </w:rPr>
-              <w:t xml:space="preserve">The transparency apparatus is the answer: every claim inspectable, confidence levels visible, external review budgeted, limitations stated in onboarding</w:t>
+              <w:t xml:space="preserve">The transparency apparatus is the answer: every claim inspectable, confidence levels visible, external review named as a Year 2 goal rather than overclaimed, limitations stated in onboarding</w:t>
             </w:r>
           </w:p>
         </w:tc>
@@ -9029,7 +9029,7 @@
           <w:sz w:val="21"/>
           <w:szCs w:val="21"/>
         </w:rPr>
-        <w:t xml:space="preserve"> underwrites Prototype 2 completely: a hundred real people at the Table, five to six worlds, and the project's first external academic validation.</w:t>
+        <w:t xml:space="preserve"> underwrites Prototype 2 completely: a hundred real people at the Table, five to six worlds, and the funds reserved toward Year 2's first external academic validation.</w:t>
       </w:r>
     </w:p>
     <w:p>
@@ -9085,7 +9085,7 @@
           <w:sz w:val="21"/>
           <w:szCs w:val="21"/>
         </w:rPr>
-        <w:t xml:space="preserve"> — a reviewer ($2,500), the audit ($12,000), a church partnership ($1,000–2,500), or $1/month per seeker, one seeker at a time.</w:t>
+        <w:t xml:space="preserve"> — a Year 2 reviewer ($2,500), the audit ($12,000), a church partnership ($1,000–2,500), or $1/month per seeker, one seeker at a time.</w:t>
       </w:r>
     </w:p>
     <w:p>
@@ -9661,7 +9661,7 @@
                 <w:sz w:val="19"/>
                 <w:szCs w:val="19"/>
               </w:rPr>
-              <w:t xml:space="preserve">$500–2,000 published norm for 20–30 hr academic program reviews; budgeted $2,000–3,500 for deeper scope (Chronicle of Higher Education; university review-office guidelines)</w:t>
+              <w:t xml:space="preserve">$500–2,000 published norm for 20–30 hr academic program reviews; this project's own deeper-scope estimate runs $2,000–3,500 per reviewer, reserved for Year 2 (Chronicle of Higher Education; university review-office guidelines)</w:t>
             </w:r>
           </w:p>
         </w:tc>

--- a/Ministry/Funding/CiC_Ministry_Proposal_Packet_V0_1_DRAFT.docx
+++ b/Ministry/Funding/CiC_Ministry_Proposal_Packet_V0_1_DRAFT.docx
@@ -3567,7 +3567,7 @@
                 <w:sz w:val="19"/>
                 <w:szCs w:val="19"/>
               </w:rPr>
-              <w:t xml:space="preserve">Academic validation, round 1 (Benchmarked — see below)</w:t>
+              <w:t xml:space="preserve">Academic validation, round 1 — reserved for Year 2, not spent at this stage (see below)</w:t>
             </w:r>
           </w:p>
         </w:tc>
@@ -4002,7 +4002,7 @@
           <w:sz w:val="21"/>
           <w:szCs w:val="21"/>
         </w:rPr>
-        <w:t xml:space="preserve">A unique scholarly review of each world would cost roughly $2,000–3,500 per world at formal consulting rates — over $20,000 across nine worlds, which this project cannot responsibly spend at prototype stage. The plan instead: </w:t>
+        <w:t xml:space="preserve">Article 31 external scholarly review is a Year 2 goal on the project's 5-year timeline, not a prototype-stage activity — the honest cost of doing it right doesn't fit the current budget. A unique scholarly review of each world would cost roughly $2,000–3,500 per world at formal consulting rates — over $20,000 across nine worlds, which this project cannot responsibly spend at prototype stage. The eventual plan: </w:t>
       </w:r>
       <w:r>
         <w:rPr>
@@ -4020,7 +4020,7 @@
           <w:sz w:val="21"/>
           <w:szCs w:val="21"/>
         </w:rPr>
-        <w:t xml:space="preserve"> — the construction methodology, the governing constitution, and sampled depth across all live worlds — approximately 25–40 hours of work. Published norms for external academic program review run $500–2,000 for 20–30 hours; because this asks for more depth, we budget </w:t>
+        <w:t xml:space="preserve"> — the construction methodology, the governing constitution, and sampled depth across all live worlds — approximately 25–40 hours of work. Published norms for external academic program review run $500–2,000 for 20–30 hours; because this asks for more depth, the eventual cost runs </w:t>
       </w:r>
       <w:r>
         <w:rPr>
@@ -5295,7 +5295,7 @@
                 <w:sz w:val="19"/>
                 <w:szCs w:val="19"/>
               </w:rPr>
-              <w:t xml:space="preserve">Deepen coverage; begin per-world reviews</w:t>
+              <w:t xml:space="preserve">Reserved for Year 2; not spent at this stage</w:t>
             </w:r>
           </w:p>
         </w:tc>
@@ -7259,7 +7259,7 @@
           <w:sz w:val="21"/>
           <w:szCs w:val="21"/>
         </w:rPr>
-        <w:t xml:space="preserve">$2,500 funds a scholarly reviewer — the credibility of the whole library.</w:t>
+        <w:t xml:space="preserve">$2,500 funds a scholarly reviewer for the Year 2 Article 31 review — the credibility of the whole library.</w:t>
       </w:r>
     </w:p>
     <w:p>
@@ -7287,7 +7287,7 @@
           <w:sz w:val="21"/>
           <w:szCs w:val="21"/>
         </w:rPr>
-        <w:t xml:space="preserve"> — its construction and its scholarly review — with recognition in that world's own documentation. A church can put its name on the Desert Fathers.</w:t>
+        <w:t xml:space="preserve"> — its construction now, with recognition in that world's own documentation; its scholarly review follows in Year 2, per Article 31. A church can put its name on the Desert Fathers.</w:t>
       </w:r>
     </w:p>
     <w:p>
@@ -8408,7 +8408,7 @@
           <w:sz w:val="21"/>
           <w:szCs w:val="21"/>
         </w:rPr>
-        <w:t xml:space="preserve"> Partner gifts fund the gate. Charging anyone before academic validation and the audit would put revenue ahead of integrity.</w:t>
+        <w:t xml:space="preserve"> Partner gifts fund the gate. Charging anyone before the audit completes would put revenue ahead of integrity; academic validation itself is a Year 2 goal, not a Prototype 2 dependency.</w:t>
       </w:r>
     </w:p>
     <w:p>
@@ -8515,7 +8515,7 @@
           <w:sz w:val="21"/>
           <w:szCs w:val="21"/>
         </w:rPr>
-        <w:t xml:space="preserve">External scholarly review (Article 31) and an independent pre-public audit are budgeted, not aspirational — and neither is ever self-performed.</w:t>
+        <w:t xml:space="preserve">External scholarly review (Article 31) is an aspirational Year 2 goal, not yet budgeted or underway — disclosed honestly as not-yet-done, never overclaimed. An independent pre-public audit remains budgeted. Neither is ever self-performed.</w:t>
       </w:r>
     </w:p>
     <w:p>
@@ -8745,7 +8745,7 @@
                 <w:sz w:val="19"/>
                 <w:szCs w:val="19"/>
               </w:rPr>
-              <w:t xml:space="preserve">The transparency apparatus is the answer: every claim inspectable, confidence levels visible, external review budgeted, limitations stated in onboarding</w:t>
+              <w:t xml:space="preserve">The transparency apparatus is the answer: every claim inspectable, confidence levels visible, external review named as a Year 2 goal rather than overclaimed, limitations stated in onboarding</w:t>
             </w:r>
           </w:p>
         </w:tc>
@@ -9029,7 +9029,7 @@
           <w:sz w:val="21"/>
           <w:szCs w:val="21"/>
         </w:rPr>
-        <w:t xml:space="preserve"> underwrites Prototype 2 completely: a hundred real people at the Table, five to six worlds, and the project's first external academic validation.</w:t>
+        <w:t xml:space="preserve"> underwrites Prototype 2 completely: a hundred real people at the Table, five to six worlds, and the funds reserved toward Year 2's first external academic validation.</w:t>
       </w:r>
     </w:p>
     <w:p>
@@ -9085,7 +9085,7 @@
           <w:sz w:val="21"/>
           <w:szCs w:val="21"/>
         </w:rPr>
-        <w:t xml:space="preserve"> — a reviewer ($2,500), the audit ($12,000), a church partnership ($1,000–2,500), or $1/month per seeker, one seeker at a time.</w:t>
+        <w:t xml:space="preserve"> — a Year 2 reviewer ($2,500), the audit ($12,000), a church partnership ($1,000–2,500), or $1/month per seeker, one seeker at a time.</w:t>
       </w:r>
     </w:p>
     <w:p>
@@ -9661,7 +9661,7 @@
                 <w:sz w:val="19"/>
                 <w:szCs w:val="19"/>
               </w:rPr>
-              <w:t xml:space="preserve">$500–2,000 published norm for 20–30 hr academic program reviews; budgeted $2,000–3,500 for deeper scope (Chronicle of Higher Education; university review-office guidelines)</w:t>
+              <w:t xml:space="preserve">$500–2,000 published norm for 20–30 hr academic program reviews; this project's own deeper-scope estimate runs $2,000–3,500 per reviewer, reserved for Year 2 (Chronicle of Higher Education; university review-office guidelines)</w:t>
             </w:r>
           </w:p>
         </w:tc>
